--- a/data/HR-files/Munkaközi szünet - megállapodás.docx
+++ b/data/HR-files/Munkaközi szünet - megállapodás.docx
@@ -11,7 +11,7 @@
         <w:spacing w:after="0"/>
         <w:jc w:val="center"/>
         <w:rPr>
-          <w:rFonts w:ascii="Poppins" w:hAnsi="Poppins" w:cs="Poppins"/>
+          <w:rFonts w:ascii="Poppins" w:hAnsi="Poppins" w:cs="Poppins" w:eastAsia="Poppins"/>
           <w:b/>
           <w:bCs/>
           <w:sz w:val="28"/>
@@ -20,7 +20,7 @@
       </w:pPr>
       <w:r>
         <w:rPr>
-          <w:rFonts w:ascii="Poppins" w:hAnsi="Poppins" w:cs="Poppins"/>
+          <w:rFonts w:ascii="Poppins" w:hAnsi="Poppins" w:cs="Poppins" w:eastAsia="Poppins"/>
           <w:b/>
           <w:bCs/>
           <w:sz w:val="28"/>
@@ -30,7 +30,7 @@
       </w:r>
       <w:r>
         <w:rPr>
-          <w:rFonts w:ascii="Poppins" w:hAnsi="Poppins" w:cs="Poppins"/>
+          <w:rFonts w:ascii="Poppins" w:hAnsi="Poppins" w:cs="Poppins" w:eastAsia="Poppins"/>
           <w:b/>
           <w:bCs/>
           <w:sz w:val="28"/>
@@ -40,7 +40,7 @@
       </w:r>
       <w:r>
         <w:rPr>
-          <w:rFonts w:ascii="Poppins" w:hAnsi="Poppins" w:cs="Poppins"/>
+          <w:rFonts w:ascii="Poppins" w:hAnsi="Poppins" w:cs="Poppins" w:eastAsia="Poppins"/>
           <w:b/>
           <w:bCs/>
           <w:sz w:val="28"/>
@@ -50,7 +50,7 @@
       </w:r>
       <w:r>
         <w:rPr>
-          <w:rFonts w:ascii="Poppins" w:hAnsi="Poppins" w:cs="Poppins"/>
+          <w:rFonts w:ascii="Poppins" w:hAnsi="Poppins" w:cs="Poppins" w:eastAsia="Poppins"/>
           <w:b/>
           <w:bCs/>
           <w:sz w:val="28"/>
@@ -60,7 +60,7 @@
       </w:r>
       <w:r>
         <w:rPr>
-          <w:rFonts w:ascii="Poppins" w:hAnsi="Poppins" w:cs="Poppins"/>
+          <w:rFonts w:ascii="Poppins" w:hAnsi="Poppins" w:cs="Poppins" w:eastAsia="Poppins"/>
           <w:b/>
           <w:bCs/>
           <w:sz w:val="28"/>
@@ -77,7 +77,7 @@
         <w:spacing w:after="0"/>
         <w:jc w:val="both"/>
         <w:rPr>
-          <w:rFonts w:ascii="Poppins" w:hAnsi="Poppins" w:cs="Poppins"/>
+          <w:rFonts w:ascii="Poppins" w:hAnsi="Poppins" w:cs="Poppins" w:eastAsia="Poppins"/>
           <w:b/>
           <w:bCs/>
           <w:sz w:val="20"/>
@@ -93,15 +93,15 @@
         <w:spacing w:after="0"/>
         <w:jc w:val="both"/>
         <w:rPr>
-          <w:rFonts w:ascii="Poppins" w:hAnsi="Poppins" w:cs="Poppins"/>
-          <w:bCs/>
-          <w:sz w:val="20"/>
-          <w:szCs w:val="20"/>
-        </w:rPr>
-      </w:pPr>
-      <w:r>
-        <w:rPr>
-          <w:rFonts w:ascii="Poppins" w:hAnsi="Poppins" w:cs="Poppins"/>
+          <w:rFonts w:ascii="Poppins" w:hAnsi="Poppins" w:cs="Poppins" w:eastAsia="Poppins"/>
+          <w:bCs/>
+          <w:sz w:val="20"/>
+          <w:szCs w:val="20"/>
+        </w:rPr>
+      </w:pPr>
+      <w:r>
+        <w:rPr>
+          <w:rFonts w:ascii="Poppins" w:hAnsi="Poppins" w:cs="Poppins" w:eastAsia="Poppins"/>
           <w:bCs/>
           <w:sz w:val="20"/>
           <w:szCs w:val="20"/>
@@ -139,14 +139,14 @@
               <w:spacing w:after="0"/>
               <w:jc w:val="both"/>
               <w:rPr>
-                <w:rFonts w:ascii="Poppins" w:hAnsi="Poppins" w:cs="Poppins"/>
+                <w:rFonts w:ascii="Poppins" w:hAnsi="Poppins" w:cs="Poppins" w:eastAsia="Poppins"/>
                 <w:sz w:val="20"/>
                 <w:szCs w:val="20"/>
               </w:rPr>
             </w:pPr>
             <w:r>
               <w:rPr>
-                <w:rFonts w:ascii="Poppins" w:hAnsi="Poppins" w:cs="Poppins"/>
+                <w:rFonts w:ascii="Poppins" w:hAnsi="Poppins" w:cs="Poppins" w:eastAsia="Poppins"/>
                 <w:b/>
                 <w:bCs/>
                 <w:sz w:val="20"/>
@@ -156,7 +156,7 @@
             </w:r>
             <w:r>
               <w:rPr>
-                <w:rFonts w:ascii="Poppins" w:hAnsi="Poppins" w:cs="Poppins"/>
+                <w:rFonts w:ascii="Poppins" w:hAnsi="Poppins" w:cs="Poppins" w:eastAsia="Poppins"/>
                 <w:bCs/>
                 <w:sz w:val="20"/>
                 <w:szCs w:val="20"/>
@@ -165,7 +165,7 @@
             </w:r>
             <w:r>
               <w:rPr>
-                <w:rFonts w:ascii="Poppins" w:hAnsi="Poppins" w:cs="Poppins"/>
+                <w:rFonts w:ascii="Poppins" w:hAnsi="Poppins" w:cs="Poppins" w:eastAsia="Poppins"/>
                 <w:bCs/>
                 <w:sz w:val="20"/>
                 <w:szCs w:val="20"/>
@@ -189,14 +189,14 @@
               <w:spacing w:after="0"/>
               <w:jc w:val="both"/>
               <w:rPr>
-                <w:rFonts w:ascii="Poppins" w:hAnsi="Poppins" w:cs="Poppins"/>
+                <w:rFonts w:ascii="Poppins" w:hAnsi="Poppins" w:cs="Poppins" w:eastAsia="Poppins"/>
                 <w:sz w:val="20"/>
                 <w:szCs w:val="20"/>
               </w:rPr>
             </w:pPr>
             <w:r>
               <w:rPr>
-                <w:rFonts w:ascii="Poppins" w:hAnsi="Poppins" w:cs="Poppins"/>
+                <w:rFonts w:ascii="Poppins" w:hAnsi="Poppins" w:cs="Poppins" w:eastAsia="Poppins"/>
                 <w:b/>
                 <w:sz w:val="20"/>
                 <w:szCs w:val="20"/>
@@ -205,7 +205,7 @@
             </w:r>
             <w:r>
               <w:rPr>
-                <w:rFonts w:ascii="Poppins" w:hAnsi="Poppins" w:cs="Poppins"/>
+                <w:rFonts w:ascii="Poppins" w:hAnsi="Poppins" w:cs="Poppins" w:eastAsia="Poppins"/>
                 <w:sz w:val="20"/>
                 <w:szCs w:val="20"/>
               </w:rPr>
@@ -213,7 +213,7 @@
             </w:r>
             <w:r>
               <w:rPr>
-                <w:rFonts w:ascii="Poppins" w:hAnsi="Poppins" w:cs="Poppins"/>
+                <w:rFonts w:ascii="Poppins" w:hAnsi="Poppins" w:cs="Poppins" w:eastAsia="Poppins"/>
                 <w:sz w:val="20"/>
                 <w:szCs w:val="20"/>
               </w:rPr>
@@ -221,7 +221,7 @@
             </w:r>
             <w:r>
               <w:rPr>
-                <w:rFonts w:ascii="Poppins" w:hAnsi="Poppins" w:cs="Poppins"/>
+                <w:rFonts w:ascii="Poppins" w:hAnsi="Poppins" w:cs="Poppins" w:eastAsia="Poppins"/>
                 <w:sz w:val="20"/>
                 <w:szCs w:val="20"/>
               </w:rPr>
@@ -244,7 +244,7 @@
               <w:spacing w:after="0"/>
               <w:jc w:val="both"/>
               <w:rPr>
-                <w:rFonts w:ascii="Poppins" w:hAnsi="Poppins" w:cs="Poppins"/>
+                <w:rFonts w:ascii="Poppins" w:hAnsi="Poppins" w:cs="Poppins" w:eastAsia="Poppins"/>
                 <w:bCs/>
                 <w:sz w:val="20"/>
                 <w:szCs w:val="20"/>
@@ -252,7 +252,7 @@
             </w:pPr>
             <w:r>
               <w:rPr>
-                <w:rFonts w:ascii="Poppins" w:hAnsi="Poppins" w:cs="Poppins"/>
+                <w:rFonts w:ascii="Poppins" w:hAnsi="Poppins" w:cs="Poppins" w:eastAsia="Poppins"/>
                 <w:b/>
                 <w:bCs/>
                 <w:sz w:val="20"/>
@@ -262,7 +262,7 @@
             </w:r>
             <w:r>
               <w:rPr>
-                <w:rFonts w:ascii="Poppins" w:hAnsi="Poppins" w:cs="Poppins"/>
+                <w:rFonts w:ascii="Poppins" w:hAnsi="Poppins" w:cs="Poppins" w:eastAsia="Poppins"/>
                 <w:sz w:val="20"/>
                 <w:szCs w:val="20"/>
               </w:rPr>
@@ -271,7 +271,7 @@
             <w:r>
               <w:rPr>
                 <w:rStyle w:val="szekhely"/>
-                <w:rFonts w:ascii="Poppins" w:hAnsi="Poppins" w:cs="Poppins"/>
+                <w:rFonts w:ascii="Poppins" w:hAnsi="Poppins" w:cs="Poppins" w:eastAsia="Poppins"/>
                 <w:sz w:val="20"/>
                 <w:szCs w:val="20"/>
               </w:rPr>
@@ -280,7 +280,7 @@
             <w:r>
               <w:rPr>
                 <w:rStyle w:val="szekhely"/>
-                <w:rFonts w:ascii="Poppins" w:hAnsi="Poppins" w:cs="Poppins"/>
+                <w:rFonts w:ascii="Poppins" w:hAnsi="Poppins" w:cs="Poppins" w:eastAsia="Poppins"/>
                 <w:sz w:val="20"/>
                 <w:szCs w:val="20"/>
               </w:rPr>
@@ -289,7 +289,7 @@
             <w:r>
               <w:rPr>
                 <w:rStyle w:val="szekhely"/>
-                <w:rFonts w:ascii="Poppins" w:hAnsi="Poppins" w:cs="Poppins"/>
+                <w:rFonts w:ascii="Poppins" w:hAnsi="Poppins" w:cs="Poppins" w:eastAsia="Poppins"/>
                 <w:sz w:val="20"/>
                 <w:szCs w:val="20"/>
               </w:rPr>
@@ -298,7 +298,7 @@
             <w:r>
               <w:rPr>
                 <w:rStyle w:val="szekhely"/>
-                <w:rFonts w:ascii="Poppins" w:hAnsi="Poppins" w:cs="Poppins"/>
+                <w:rFonts w:ascii="Poppins" w:hAnsi="Poppins" w:cs="Poppins" w:eastAsia="Poppins"/>
                 <w:sz w:val="20"/>
                 <w:szCs w:val="20"/>
               </w:rPr>
@@ -307,7 +307,7 @@
             <w:r>
               <w:rPr>
                 <w:rStyle w:val="szekhely"/>
-                <w:rFonts w:ascii="Poppins" w:hAnsi="Poppins" w:cs="Poppins"/>
+                <w:rFonts w:ascii="Poppins" w:hAnsi="Poppins" w:cs="Poppins" w:eastAsia="Poppins"/>
                 <w:sz w:val="20"/>
                 <w:szCs w:val="20"/>
               </w:rPr>
@@ -316,7 +316,7 @@
             <w:r>
               <w:rPr>
                 <w:rStyle w:val="szekhely"/>
-                <w:rFonts w:ascii="Poppins" w:hAnsi="Poppins" w:cs="Poppins"/>
+                <w:rFonts w:ascii="Poppins" w:hAnsi="Poppins" w:cs="Poppins" w:eastAsia="Poppins"/>
                 <w:sz w:val="20"/>
                 <w:szCs w:val="20"/>
               </w:rPr>
@@ -334,15 +334,15 @@
         <w:spacing w:after="0"/>
         <w:jc w:val="both"/>
         <w:rPr>
-          <w:rFonts w:ascii="Poppins" w:hAnsi="Poppins" w:cs="Poppins"/>
-          <w:bCs/>
-          <w:sz w:val="20"/>
-          <w:szCs w:val="20"/>
-        </w:rPr>
-      </w:pPr>
-      <w:r>
-        <w:rPr>
-          <w:rFonts w:ascii="Poppins" w:hAnsi="Poppins" w:cs="Poppins"/>
+          <w:rFonts w:ascii="Poppins" w:hAnsi="Poppins" w:cs="Poppins" w:eastAsia="Poppins"/>
+          <w:bCs/>
+          <w:sz w:val="20"/>
+          <w:szCs w:val="20"/>
+        </w:rPr>
+      </w:pPr>
+      <w:r>
+        <w:rPr>
+          <w:rFonts w:ascii="Poppins" w:hAnsi="Poppins" w:cs="Poppins" w:eastAsia="Poppins"/>
           <w:bCs/>
           <w:sz w:val="20"/>
           <w:szCs w:val="20"/>
@@ -351,7 +351,7 @@
       </w:r>
       <w:r>
         <w:rPr>
-          <w:rFonts w:ascii="Poppins" w:hAnsi="Poppins" w:cs="Poppins"/>
+          <w:rFonts w:ascii="Poppins" w:hAnsi="Poppins" w:cs="Poppins" w:eastAsia="Poppins"/>
           <w:bCs/>
           <w:sz w:val="20"/>
           <w:szCs w:val="20"/>
@@ -360,7 +360,7 @@
       </w:r>
       <w:r>
         <w:rPr>
-          <w:rFonts w:ascii="Poppins" w:hAnsi="Poppins" w:cs="Poppins"/>
+          <w:rFonts w:ascii="Poppins" w:hAnsi="Poppins" w:cs="Poppins" w:eastAsia="Poppins"/>
           <w:b/>
           <w:bCs/>
           <w:sz w:val="20"/>
@@ -370,7 +370,7 @@
       </w:r>
       <w:r>
         <w:rPr>
-          <w:rFonts w:ascii="Poppins" w:hAnsi="Poppins" w:cs="Poppins"/>
+          <w:rFonts w:ascii="Poppins" w:hAnsi="Poppins" w:cs="Poppins" w:eastAsia="Poppins"/>
           <w:bCs/>
           <w:sz w:val="20"/>
           <w:szCs w:val="20"/>
@@ -408,7 +408,7 @@
               <w:spacing w:after="0"/>
               <w:jc w:val="both"/>
               <w:rPr>
-                <w:rFonts w:ascii="Poppins" w:hAnsi="Poppins" w:cs="Poppins"/>
+                <w:rFonts w:ascii="Poppins" w:hAnsi="Poppins" w:cs="Poppins" w:eastAsia="Poppins"/>
                 <w:b/>
                 <w:bCs/>
                 <w:sz w:val="20"/>
@@ -418,7 +418,7 @@
             </w:pPr>
             <w:r>
               <w:rPr>
-                <w:rFonts w:ascii="Poppins" w:hAnsi="Poppins" w:cs="Poppins"/>
+                <w:rFonts w:ascii="Poppins" w:hAnsi="Poppins" w:cs="Poppins" w:eastAsia="Poppins"/>
                 <w:b/>
                 <w:bCs/>
                 <w:sz w:val="20"/>
@@ -429,7 +429,7 @@
             </w:r>
             <w:r>
               <w:rPr>
-                <w:rFonts w:ascii="Poppins" w:hAnsi="Poppins" w:cs="Poppins"/>
+                <w:rFonts w:ascii="Poppins" w:hAnsi="Poppins" w:cs="Poppins" w:eastAsia="Poppins"/>
                 <w:b/>
                 <w:bCs/>
                 <w:sz w:val="20"/>
@@ -455,7 +455,7 @@
               <w:spacing w:after="0"/>
               <w:jc w:val="both"/>
               <w:rPr>
-                <w:rFonts w:ascii="Poppins" w:hAnsi="Poppins" w:cs="Poppins"/>
+                <w:rFonts w:ascii="Poppins" w:hAnsi="Poppins" w:cs="Poppins" w:eastAsia="Poppins"/>
                 <w:b/>
                 <w:bCs/>
                 <w:sz w:val="20"/>
@@ -465,7 +465,7 @@
             </w:pPr>
             <w:r>
               <w:rPr>
-                <w:rFonts w:ascii="Poppins" w:hAnsi="Poppins" w:cs="Poppins"/>
+                <w:rFonts w:ascii="Poppins" w:hAnsi="Poppins" w:cs="Poppins" w:eastAsia="Poppins"/>
                 <w:b/>
                 <w:bCs/>
                 <w:sz w:val="20"/>
@@ -476,7 +476,7 @@
             </w:r>
             <w:r>
               <w:rPr>
-                <w:rFonts w:ascii="Poppins" w:hAnsi="Poppins" w:cs="Poppins"/>
+                <w:rFonts w:ascii="Poppins" w:hAnsi="Poppins" w:cs="Poppins" w:eastAsia="Poppins"/>
                 <w:b/>
                 <w:bCs/>
                 <w:sz w:val="20"/>
@@ -487,7 +487,7 @@
             </w:r>
             <w:r>
               <w:rPr>
-                <w:rFonts w:ascii="Poppins" w:hAnsi="Poppins" w:cs="Poppins"/>
+                <w:rFonts w:ascii="Poppins" w:hAnsi="Poppins" w:cs="Poppins" w:eastAsia="Poppins"/>
                 <w:b/>
                 <w:bCs/>
                 <w:sz w:val="20"/>
@@ -513,7 +513,7 @@
               <w:spacing w:after="0"/>
               <w:jc w:val="both"/>
               <w:rPr>
-                <w:rFonts w:ascii="Poppins" w:hAnsi="Poppins" w:cs="Poppins"/>
+                <w:rFonts w:ascii="Poppins" w:hAnsi="Poppins" w:cs="Poppins" w:eastAsia="Poppins"/>
                 <w:b/>
                 <w:bCs/>
                 <w:sz w:val="20"/>
@@ -523,7 +523,7 @@
             </w:pPr>
             <w:r>
               <w:rPr>
-                <w:rFonts w:ascii="Poppins" w:hAnsi="Poppins" w:cs="Poppins"/>
+                <w:rFonts w:ascii="Poppins" w:hAnsi="Poppins" w:cs="Poppins" w:eastAsia="Poppins"/>
                 <w:b/>
                 <w:bCs/>
                 <w:sz w:val="20"/>
@@ -544,7 +544,7 @@
         <w:spacing w:after="0"/>
         <w:jc w:val="both"/>
         <w:rPr>
-          <w:rFonts w:ascii="Poppins" w:hAnsi="Poppins" w:cs="Poppins"/>
+          <w:rFonts w:ascii="Poppins" w:hAnsi="Poppins" w:cs="Poppins" w:eastAsia="Poppins"/>
           <w:bCs/>
           <w:sz w:val="20"/>
           <w:szCs w:val="20"/>
@@ -559,15 +559,15 @@
         <w:spacing w:after="0"/>
         <w:jc w:val="both"/>
         <w:rPr>
-          <w:rFonts w:ascii="Poppins" w:hAnsi="Poppins" w:cs="Poppins"/>
-          <w:bCs/>
-          <w:sz w:val="20"/>
-          <w:szCs w:val="20"/>
-        </w:rPr>
-      </w:pPr>
-      <w:r>
-        <w:rPr>
-          <w:rFonts w:ascii="Poppins" w:hAnsi="Poppins" w:cs="Poppins"/>
+          <w:rFonts w:ascii="Poppins" w:hAnsi="Poppins" w:cs="Poppins" w:eastAsia="Poppins"/>
+          <w:bCs/>
+          <w:sz w:val="20"/>
+          <w:szCs w:val="20"/>
+        </w:rPr>
+      </w:pPr>
+      <w:r>
+        <w:rPr>
+          <w:rFonts w:ascii="Poppins" w:hAnsi="Poppins" w:cs="Poppins" w:eastAsia="Poppins"/>
           <w:bCs/>
           <w:sz w:val="20"/>
           <w:szCs w:val="20"/>
@@ -576,7 +576,7 @@
       </w:r>
       <w:r>
         <w:rPr>
-          <w:rFonts w:ascii="Poppins" w:hAnsi="Poppins" w:cs="Poppins"/>
+          <w:rFonts w:ascii="Poppins" w:hAnsi="Poppins" w:cs="Poppins" w:eastAsia="Poppins"/>
           <w:bCs/>
           <w:sz w:val="20"/>
           <w:szCs w:val="20"/>
@@ -585,7 +585,7 @@
       </w:r>
       <w:r>
         <w:rPr>
-          <w:rFonts w:ascii="Poppins" w:hAnsi="Poppins" w:cs="Poppins"/>
+          <w:rFonts w:ascii="Poppins" w:hAnsi="Poppins" w:cs="Poppins" w:eastAsia="Poppins"/>
           <w:b/>
           <w:bCs/>
           <w:sz w:val="20"/>
@@ -595,7 +595,7 @@
       </w:r>
       <w:r>
         <w:rPr>
-          <w:rFonts w:ascii="Poppins" w:hAnsi="Poppins" w:cs="Poppins"/>
+          <w:rFonts w:ascii="Poppins" w:hAnsi="Poppins" w:cs="Poppins" w:eastAsia="Poppins"/>
           <w:bCs/>
           <w:sz w:val="20"/>
           <w:szCs w:val="20"/>
@@ -617,15 +617,15 @@
         <w:ind w:left="708"/>
         <w:jc w:val="both"/>
         <w:rPr>
-          <w:rFonts w:ascii="Poppins" w:hAnsi="Poppins" w:cs="Poppins"/>
-          <w:bCs/>
-          <w:sz w:val="20"/>
-          <w:szCs w:val="20"/>
-        </w:rPr>
-      </w:pPr>
-      <w:r>
-        <w:rPr>
-          <w:rFonts w:ascii="Poppins" w:hAnsi="Poppins" w:cs="Poppins"/>
+          <w:rFonts w:ascii="Poppins" w:hAnsi="Poppins" w:cs="Poppins" w:eastAsia="Poppins"/>
+          <w:bCs/>
+          <w:sz w:val="20"/>
+          <w:szCs w:val="20"/>
+        </w:rPr>
+      </w:pPr>
+      <w:r>
+        <w:rPr>
+          <w:rFonts w:ascii="Poppins" w:hAnsi="Poppins" w:cs="Poppins" w:eastAsia="Poppins"/>
           <w:bCs/>
           <w:sz w:val="20"/>
           <w:szCs w:val="20"/>
@@ -634,7 +634,7 @@
       </w:r>
       <w:r>
         <w:rPr>
-          <w:rFonts w:ascii="Poppins" w:hAnsi="Poppins" w:cs="Poppins"/>
+          <w:rFonts w:ascii="Poppins" w:hAnsi="Poppins" w:cs="Poppins" w:eastAsia="Poppins"/>
           <w:bCs/>
           <w:sz w:val="20"/>
           <w:szCs w:val="20"/>
@@ -643,7 +643,7 @@
       </w:r>
       <w:r>
         <w:rPr>
-          <w:rFonts w:ascii="Poppins" w:hAnsi="Poppins" w:cs="Poppins"/>
+          <w:rFonts w:ascii="Poppins" w:hAnsi="Poppins" w:cs="Poppins" w:eastAsia="Poppins"/>
           <w:bCs/>
           <w:sz w:val="20"/>
           <w:szCs w:val="20"/>
@@ -652,7 +652,7 @@
       </w:r>
       <w:r>
         <w:rPr>
-          <w:rFonts w:ascii="Poppins" w:hAnsi="Poppins" w:cs="Poppins"/>
+          <w:rFonts w:ascii="Poppins" w:hAnsi="Poppins" w:cs="Poppins" w:eastAsia="Poppins"/>
           <w:bCs/>
           <w:sz w:val="20"/>
           <w:szCs w:val="20"/>
@@ -661,7 +661,7 @@
       </w:r>
       <w:r>
         <w:rPr>
-          <w:rFonts w:ascii="Poppins" w:hAnsi="Poppins" w:cs="Poppins"/>
+          <w:rFonts w:ascii="Poppins" w:hAnsi="Poppins" w:cs="Poppins" w:eastAsia="Poppins"/>
           <w:bCs/>
           <w:sz w:val="20"/>
           <w:szCs w:val="20"/>
@@ -670,7 +670,7 @@
       </w:r>
       <w:r>
         <w:rPr>
-          <w:rFonts w:ascii="Poppins" w:hAnsi="Poppins" w:cs="Poppins"/>
+          <w:rFonts w:ascii="Poppins" w:hAnsi="Poppins" w:cs="Poppins" w:eastAsia="Poppins"/>
           <w:bCs/>
           <w:sz w:val="20"/>
           <w:szCs w:val="20"/>
@@ -679,7 +679,7 @@
       </w:r>
       <w:r>
         <w:rPr>
-          <w:rFonts w:ascii="Poppins" w:hAnsi="Poppins" w:cs="Poppins"/>
+          <w:rFonts w:ascii="Poppins" w:hAnsi="Poppins" w:cs="Poppins" w:eastAsia="Poppins"/>
           <w:bCs/>
           <w:sz w:val="20"/>
           <w:szCs w:val="20"/>
@@ -688,7 +688,7 @@
       </w:r>
       <w:r>
         <w:rPr>
-          <w:rFonts w:ascii="Poppins" w:hAnsi="Poppins" w:cs="Poppins"/>
+          <w:rFonts w:ascii="Poppins" w:hAnsi="Poppins" w:cs="Poppins" w:eastAsia="Poppins"/>
           <w:bCs/>
           <w:sz w:val="20"/>
           <w:szCs w:val="20"/>
@@ -697,7 +697,7 @@
       </w:r>
       <w:r>
         <w:rPr>
-          <w:rFonts w:ascii="Poppins" w:hAnsi="Poppins" w:cs="Poppins"/>
+          <w:rFonts w:ascii="Poppins" w:hAnsi="Poppins" w:cs="Poppins" w:eastAsia="Poppins"/>
           <w:bCs/>
           <w:sz w:val="20"/>
           <w:szCs w:val="20"/>
@@ -706,7 +706,7 @@
       </w:r>
       <w:r>
         <w:rPr>
-          <w:rFonts w:ascii="Poppins" w:hAnsi="Poppins" w:cs="Poppins"/>
+          <w:rFonts w:ascii="Poppins" w:hAnsi="Poppins" w:cs="Poppins" w:eastAsia="Poppins"/>
           <w:bCs/>
           <w:sz w:val="20"/>
           <w:szCs w:val="20"/>
@@ -715,7 +715,7 @@
       </w:r>
       <w:r>
         <w:rPr>
-          <w:rFonts w:ascii="Poppins" w:hAnsi="Poppins" w:cs="Poppins"/>
+          <w:rFonts w:ascii="Poppins" w:hAnsi="Poppins" w:cs="Poppins" w:eastAsia="Poppins"/>
           <w:bCs/>
           <w:sz w:val="20"/>
           <w:szCs w:val="20"/>
@@ -724,7 +724,7 @@
       </w:r>
       <w:r>
         <w:rPr>
-          <w:rFonts w:ascii="Poppins" w:hAnsi="Poppins" w:cs="Poppins"/>
+          <w:rFonts w:ascii="Poppins" w:hAnsi="Poppins" w:cs="Poppins" w:eastAsia="Poppins"/>
           <w:bCs/>
           <w:sz w:val="20"/>
           <w:szCs w:val="20"/>
@@ -733,7 +733,7 @@
       </w:r>
       <w:r>
         <w:rPr>
-          <w:rFonts w:ascii="Poppins" w:hAnsi="Poppins" w:cs="Poppins"/>
+          <w:rFonts w:ascii="Poppins" w:hAnsi="Poppins" w:cs="Poppins" w:eastAsia="Poppins"/>
           <w:bCs/>
           <w:sz w:val="20"/>
           <w:szCs w:val="20"/>
@@ -742,7 +742,7 @@
       </w:r>
       <w:r>
         <w:rPr>
-          <w:rFonts w:ascii="Poppins" w:hAnsi="Poppins" w:cs="Poppins"/>
+          <w:rFonts w:ascii="Poppins" w:hAnsi="Poppins" w:cs="Poppins" w:eastAsia="Poppins"/>
           <w:bCs/>
           <w:sz w:val="20"/>
           <w:szCs w:val="20"/>
@@ -751,7 +751,7 @@
       </w:r>
       <w:r>
         <w:rPr>
-          <w:rFonts w:ascii="Poppins" w:hAnsi="Poppins" w:cs="Poppins"/>
+          <w:rFonts w:ascii="Poppins" w:hAnsi="Poppins" w:cs="Poppins" w:eastAsia="Poppins"/>
           <w:b/>
           <w:bCs/>
           <w:sz w:val="20"/>
@@ -761,7 +761,7 @@
       </w:r>
       <w:r>
         <w:rPr>
-          <w:rFonts w:ascii="Poppins" w:hAnsi="Poppins" w:cs="Poppins"/>
+          <w:rFonts w:ascii="Poppins" w:hAnsi="Poppins" w:cs="Poppins" w:eastAsia="Poppins"/>
           <w:bCs/>
           <w:sz w:val="20"/>
           <w:szCs w:val="20"/>
@@ -770,7 +770,7 @@
       </w:r>
       <w:r>
         <w:rPr>
-          <w:rFonts w:ascii="Poppins" w:hAnsi="Poppins" w:cs="Poppins"/>
+          <w:rFonts w:ascii="Poppins" w:hAnsi="Poppins" w:cs="Poppins" w:eastAsia="Poppins"/>
           <w:bCs/>
           <w:sz w:val="20"/>
           <w:szCs w:val="20"/>
@@ -779,7 +779,7 @@
       </w:r>
       <w:r>
         <w:rPr>
-          <w:rFonts w:ascii="Poppins" w:hAnsi="Poppins" w:cs="Poppins"/>
+          <w:rFonts w:ascii="Poppins" w:hAnsi="Poppins" w:cs="Poppins" w:eastAsia="Poppins"/>
           <w:bCs/>
           <w:sz w:val="20"/>
           <w:szCs w:val="20"/>
@@ -788,7 +788,7 @@
       </w:r>
       <w:r>
         <w:rPr>
-          <w:rFonts w:ascii="Poppins" w:hAnsi="Poppins" w:cs="Poppins"/>
+          <w:rFonts w:ascii="Poppins" w:hAnsi="Poppins" w:cs="Poppins" w:eastAsia="Poppins"/>
           <w:bCs/>
           <w:sz w:val="20"/>
           <w:szCs w:val="20"/>
@@ -797,7 +797,7 @@
       </w:r>
       <w:r>
         <w:rPr>
-          <w:rFonts w:ascii="Poppins" w:hAnsi="Poppins" w:cs="Poppins"/>
+          <w:rFonts w:ascii="Poppins" w:hAnsi="Poppins" w:cs="Poppins" w:eastAsia="Poppins"/>
           <w:bCs/>
           <w:sz w:val="20"/>
           <w:szCs w:val="20"/>
@@ -806,7 +806,7 @@
       </w:r>
       <w:r>
         <w:rPr>
-          <w:rFonts w:ascii="Poppins" w:hAnsi="Poppins" w:cs="Poppins"/>
+          <w:rFonts w:ascii="Poppins" w:hAnsi="Poppins" w:cs="Poppins" w:eastAsia="Poppins"/>
           <w:bCs/>
           <w:sz w:val="20"/>
           <w:szCs w:val="20"/>
@@ -815,7 +815,7 @@
       </w:r>
       <w:r>
         <w:rPr>
-          <w:rFonts w:ascii="Poppins" w:hAnsi="Poppins" w:cs="Poppins"/>
+          <w:rFonts w:ascii="Poppins" w:hAnsi="Poppins" w:cs="Poppins" w:eastAsia="Poppins"/>
           <w:bCs/>
           <w:sz w:val="20"/>
           <w:szCs w:val="20"/>
@@ -837,15 +837,15 @@
         <w:ind w:left="708"/>
         <w:jc w:val="both"/>
         <w:rPr>
-          <w:rFonts w:ascii="Poppins" w:hAnsi="Poppins" w:cs="Poppins"/>
-          <w:bCs/>
-          <w:sz w:val="20"/>
-          <w:szCs w:val="20"/>
-        </w:rPr>
-      </w:pPr>
-      <w:r>
-        <w:rPr>
-          <w:rFonts w:ascii="Poppins" w:hAnsi="Poppins" w:cs="Poppins"/>
+          <w:rFonts w:ascii="Poppins" w:hAnsi="Poppins" w:cs="Poppins" w:eastAsia="Poppins"/>
+          <w:bCs/>
+          <w:sz w:val="20"/>
+          <w:szCs w:val="20"/>
+        </w:rPr>
+      </w:pPr>
+      <w:r>
+        <w:rPr>
+          <w:rFonts w:ascii="Poppins" w:hAnsi="Poppins" w:cs="Poppins" w:eastAsia="Poppins"/>
           <w:bCs/>
           <w:sz w:val="20"/>
           <w:szCs w:val="20"/>
@@ -854,7 +854,7 @@
       </w:r>
       <w:r>
         <w:rPr>
-          <w:rFonts w:ascii="Poppins" w:hAnsi="Poppins" w:cs="Poppins"/>
+          <w:rFonts w:ascii="Poppins" w:hAnsi="Poppins" w:cs="Poppins" w:eastAsia="Poppins"/>
           <w:bCs/>
           <w:sz w:val="20"/>
           <w:szCs w:val="20"/>
@@ -863,7 +863,7 @@
       </w:r>
       <w:r>
         <w:rPr>
-          <w:rFonts w:ascii="Poppins" w:hAnsi="Poppins" w:cs="Poppins"/>
+          <w:rFonts w:ascii="Poppins" w:hAnsi="Poppins" w:cs="Poppins" w:eastAsia="Poppins"/>
           <w:bCs/>
           <w:sz w:val="20"/>
           <w:szCs w:val="20"/>
@@ -872,7 +872,7 @@
       </w:r>
       <w:r>
         <w:rPr>
-          <w:rFonts w:ascii="Poppins" w:hAnsi="Poppins" w:cs="Poppins"/>
+          <w:rFonts w:ascii="Poppins" w:hAnsi="Poppins" w:cs="Poppins" w:eastAsia="Poppins"/>
           <w:b/>
           <w:bCs/>
           <w:sz w:val="20"/>
@@ -882,7 +882,7 @@
       </w:r>
       <w:r>
         <w:rPr>
-          <w:rFonts w:ascii="Poppins" w:hAnsi="Poppins" w:cs="Poppins"/>
+          <w:rFonts w:ascii="Poppins" w:hAnsi="Poppins" w:cs="Poppins" w:eastAsia="Poppins"/>
           <w:b/>
           <w:bCs/>
           <w:sz w:val="20"/>
@@ -892,7 +892,7 @@
       </w:r>
       <w:r>
         <w:rPr>
-          <w:rFonts w:ascii="Poppins" w:hAnsi="Poppins" w:cs="Poppins"/>
+          <w:rFonts w:ascii="Poppins" w:hAnsi="Poppins" w:cs="Poppins" w:eastAsia="Poppins"/>
           <w:bCs/>
           <w:sz w:val="20"/>
           <w:szCs w:val="20"/>
@@ -901,7 +901,7 @@
       </w:r>
       <w:r>
         <w:rPr>
-          <w:rFonts w:ascii="Poppins" w:hAnsi="Poppins" w:cs="Poppins"/>
+          <w:rFonts w:ascii="Poppins" w:hAnsi="Poppins" w:cs="Poppins" w:eastAsia="Poppins"/>
           <w:bCs/>
           <w:sz w:val="20"/>
           <w:szCs w:val="20"/>
@@ -910,7 +910,7 @@
       </w:r>
       <w:r>
         <w:rPr>
-          <w:rFonts w:ascii="Poppins" w:hAnsi="Poppins" w:cs="Poppins"/>
+          <w:rFonts w:ascii="Poppins" w:hAnsi="Poppins" w:cs="Poppins" w:eastAsia="Poppins"/>
           <w:bCs/>
           <w:sz w:val="20"/>
           <w:szCs w:val="20"/>
@@ -919,7 +919,7 @@
       </w:r>
       <w:r>
         <w:rPr>
-          <w:rFonts w:ascii="Poppins" w:hAnsi="Poppins" w:cs="Poppins"/>
+          <w:rFonts w:ascii="Poppins" w:hAnsi="Poppins" w:cs="Poppins" w:eastAsia="Poppins"/>
           <w:bCs/>
           <w:sz w:val="20"/>
           <w:szCs w:val="20"/>
@@ -928,7 +928,7 @@
       </w:r>
       <w:r>
         <w:rPr>
-          <w:rFonts w:ascii="Poppins" w:hAnsi="Poppins" w:cs="Poppins"/>
+          <w:rFonts w:ascii="Poppins" w:hAnsi="Poppins" w:cs="Poppins" w:eastAsia="Poppins"/>
           <w:bCs/>
           <w:sz w:val="20"/>
           <w:szCs w:val="20"/>
@@ -937,7 +937,7 @@
       </w:r>
       <w:r>
         <w:rPr>
-          <w:rFonts w:ascii="Poppins" w:hAnsi="Poppins" w:cs="Poppins"/>
+          <w:rFonts w:ascii="Poppins" w:hAnsi="Poppins" w:cs="Poppins" w:eastAsia="Poppins"/>
           <w:bCs/>
           <w:sz w:val="20"/>
           <w:szCs w:val="20"/>
@@ -946,7 +946,7 @@
       </w:r>
       <w:r>
         <w:rPr>
-          <w:rFonts w:ascii="Poppins" w:hAnsi="Poppins" w:cs="Poppins"/>
+          <w:rFonts w:ascii="Poppins" w:hAnsi="Poppins" w:cs="Poppins" w:eastAsia="Poppins"/>
           <w:b/>
           <w:bCs/>
           <w:sz w:val="20"/>
@@ -956,7 +956,7 @@
       </w:r>
       <w:r>
         <w:rPr>
-          <w:rFonts w:ascii="Poppins" w:hAnsi="Poppins" w:cs="Poppins"/>
+          <w:rFonts w:ascii="Poppins" w:hAnsi="Poppins" w:cs="Poppins" w:eastAsia="Poppins"/>
           <w:b/>
           <w:bCs/>
           <w:sz w:val="20"/>
@@ -966,7 +966,7 @@
       </w:r>
       <w:r>
         <w:rPr>
-          <w:rFonts w:ascii="Poppins" w:hAnsi="Poppins" w:cs="Poppins"/>
+          <w:rFonts w:ascii="Poppins" w:hAnsi="Poppins" w:cs="Poppins" w:eastAsia="Poppins"/>
           <w:b/>
           <w:bCs/>
           <w:sz w:val="20"/>
@@ -976,7 +976,7 @@
       </w:r>
       <w:r>
         <w:rPr>
-          <w:rFonts w:ascii="Poppins" w:hAnsi="Poppins" w:cs="Poppins"/>
+          <w:rFonts w:ascii="Poppins" w:hAnsi="Poppins" w:cs="Poppins" w:eastAsia="Poppins"/>
           <w:b/>
           <w:bCs/>
           <w:sz w:val="20"/>
@@ -986,7 +986,7 @@
       </w:r>
       <w:r>
         <w:rPr>
-          <w:rFonts w:ascii="Poppins" w:hAnsi="Poppins" w:cs="Poppins"/>
+          <w:rFonts w:ascii="Poppins" w:hAnsi="Poppins" w:cs="Poppins" w:eastAsia="Poppins"/>
           <w:bCs/>
           <w:sz w:val="20"/>
           <w:szCs w:val="20"/>
@@ -995,7 +995,7 @@
       </w:r>
       <w:r>
         <w:rPr>
-          <w:rFonts w:ascii="Poppins" w:hAnsi="Poppins" w:cs="Poppins"/>
+          <w:rFonts w:ascii="Poppins" w:hAnsi="Poppins" w:cs="Poppins" w:eastAsia="Poppins"/>
           <w:bCs/>
           <w:sz w:val="20"/>
           <w:szCs w:val="20"/>
@@ -1004,7 +1004,7 @@
       </w:r>
       <w:r>
         <w:rPr>
-          <w:rFonts w:ascii="Poppins" w:hAnsi="Poppins" w:cs="Poppins"/>
+          <w:rFonts w:ascii="Poppins" w:hAnsi="Poppins" w:cs="Poppins" w:eastAsia="Poppins"/>
           <w:bCs/>
           <w:sz w:val="20"/>
           <w:szCs w:val="20"/>
@@ -1013,7 +1013,7 @@
       </w:r>
       <w:r>
         <w:rPr>
-          <w:rFonts w:ascii="Poppins" w:hAnsi="Poppins" w:cs="Poppins"/>
+          <w:rFonts w:ascii="Poppins" w:hAnsi="Poppins" w:cs="Poppins" w:eastAsia="Poppins"/>
           <w:bCs/>
           <w:sz w:val="20"/>
           <w:szCs w:val="20"/>
@@ -1022,7 +1022,7 @@
       </w:r>
       <w:r>
         <w:rPr>
-          <w:rFonts w:ascii="Poppins" w:hAnsi="Poppins" w:cs="Poppins"/>
+          <w:rFonts w:ascii="Poppins" w:hAnsi="Poppins" w:cs="Poppins" w:eastAsia="Poppins"/>
           <w:bCs/>
           <w:sz w:val="20"/>
           <w:szCs w:val="20"/>
@@ -1031,7 +1031,7 @@
       </w:r>
       <w:r>
         <w:rPr>
-          <w:rFonts w:ascii="Poppins" w:hAnsi="Poppins" w:cs="Poppins"/>
+          <w:rFonts w:ascii="Poppins" w:hAnsi="Poppins" w:cs="Poppins" w:eastAsia="Poppins"/>
           <w:bCs/>
           <w:sz w:val="20"/>
           <w:szCs w:val="20"/>
@@ -1047,7 +1047,7 @@
         <w:spacing w:after="0"/>
         <w:jc w:val="both"/>
         <w:rPr>
-          <w:rFonts w:ascii="Poppins" w:hAnsi="Poppins" w:cs="Poppins"/>
+          <w:rFonts w:ascii="Poppins" w:hAnsi="Poppins" w:cs="Poppins" w:eastAsia="Poppins"/>
           <w:bCs/>
           <w:sz w:val="20"/>
           <w:szCs w:val="20"/>
@@ -1062,15 +1062,15 @@
         <w:spacing w:after="0"/>
         <w:jc w:val="both"/>
         <w:rPr>
-          <w:rFonts w:ascii="Poppins" w:hAnsi="Poppins" w:cs="Poppins"/>
-          <w:bCs/>
-          <w:sz w:val="20"/>
-          <w:szCs w:val="20"/>
-        </w:rPr>
-      </w:pPr>
-      <w:r>
-        <w:rPr>
-          <w:rFonts w:ascii="Poppins" w:hAnsi="Poppins" w:cs="Poppins"/>
+          <w:rFonts w:ascii="Poppins" w:hAnsi="Poppins" w:cs="Poppins" w:eastAsia="Poppins"/>
+          <w:bCs/>
+          <w:sz w:val="20"/>
+          <w:szCs w:val="20"/>
+        </w:rPr>
+      </w:pPr>
+      <w:r>
+        <w:rPr>
+          <w:rFonts w:ascii="Poppins" w:hAnsi="Poppins" w:cs="Poppins" w:eastAsia="Poppins"/>
           <w:bCs/>
           <w:sz w:val="20"/>
           <w:szCs w:val="20"/>
@@ -1079,7 +1079,7 @@
       </w:r>
       <w:r>
         <w:rPr>
-          <w:rFonts w:ascii="Poppins" w:hAnsi="Poppins" w:cs="Poppins"/>
+          <w:rFonts w:ascii="Poppins" w:hAnsi="Poppins" w:cs="Poppins" w:eastAsia="Poppins"/>
           <w:bCs/>
           <w:sz w:val="20"/>
           <w:szCs w:val="20"/>
@@ -1088,7 +1088,7 @@
       </w:r>
       <w:r>
         <w:rPr>
-          <w:rFonts w:ascii="Poppins" w:hAnsi="Poppins" w:cs="Poppins"/>
+          <w:rFonts w:ascii="Poppins" w:hAnsi="Poppins" w:cs="Poppins" w:eastAsia="Poppins"/>
           <w:bCs/>
           <w:sz w:val="20"/>
           <w:szCs w:val="20"/>
@@ -1097,7 +1097,7 @@
       </w:r>
       <w:r>
         <w:rPr>
-          <w:rFonts w:ascii="Poppins" w:hAnsi="Poppins" w:cs="Poppins"/>
+          <w:rFonts w:ascii="Poppins" w:hAnsi="Poppins" w:cs="Poppins" w:eastAsia="Poppins"/>
           <w:bCs/>
           <w:sz w:val="20"/>
           <w:szCs w:val="20"/>
@@ -1106,7 +1106,7 @@
       </w:r>
       <w:r>
         <w:rPr>
-          <w:rFonts w:ascii="Poppins" w:hAnsi="Poppins" w:cs="Poppins"/>
+          <w:rFonts w:ascii="Poppins" w:hAnsi="Poppins" w:cs="Poppins" w:eastAsia="Poppins"/>
           <w:bCs/>
           <w:sz w:val="20"/>
           <w:szCs w:val="20"/>
@@ -1115,7 +1115,7 @@
       </w:r>
       <w:r>
         <w:rPr>
-          <w:rFonts w:ascii="Poppins" w:hAnsi="Poppins" w:cs="Poppins"/>
+          <w:rFonts w:ascii="Poppins" w:hAnsi="Poppins" w:cs="Poppins" w:eastAsia="Poppins"/>
           <w:bCs/>
           <w:sz w:val="20"/>
           <w:szCs w:val="20"/>
@@ -1124,7 +1124,7 @@
       </w:r>
       <w:r>
         <w:rPr>
-          <w:rFonts w:ascii="Poppins" w:hAnsi="Poppins" w:cs="Poppins"/>
+          <w:rFonts w:ascii="Poppins" w:hAnsi="Poppins" w:cs="Poppins" w:eastAsia="Poppins"/>
           <w:bCs/>
           <w:sz w:val="20"/>
           <w:szCs w:val="20"/>
@@ -1140,15 +1140,15 @@
         <w:spacing w:after="0"/>
         <w:jc w:val="both"/>
         <w:rPr>
-          <w:rFonts w:ascii="Poppins" w:hAnsi="Poppins" w:cs="Poppins"/>
-          <w:bCs/>
-          <w:sz w:val="20"/>
-          <w:szCs w:val="20"/>
-        </w:rPr>
-      </w:pPr>
-      <w:r>
-        <w:rPr>
-          <w:rFonts w:ascii="Poppins" w:hAnsi="Poppins" w:cs="Poppins"/>
+          <w:rFonts w:ascii="Poppins" w:hAnsi="Poppins" w:cs="Poppins" w:eastAsia="Poppins"/>
+          <w:bCs/>
+          <w:sz w:val="20"/>
+          <w:szCs w:val="20"/>
+        </w:rPr>
+      </w:pPr>
+      <w:r>
+        <w:rPr>
+          <w:rFonts w:ascii="Poppins" w:hAnsi="Poppins" w:cs="Poppins" w:eastAsia="Poppins"/>
           <w:bCs/>
           <w:sz w:val="20"/>
           <w:szCs w:val="20"/>
@@ -1164,15 +1164,15 @@
         <w:spacing w:after="0"/>
         <w:jc w:val="both"/>
         <w:rPr>
-          <w:rFonts w:ascii="Poppins" w:hAnsi="Poppins" w:cs="Poppins"/>
-          <w:bCs/>
-          <w:sz w:val="20"/>
-          <w:szCs w:val="20"/>
-        </w:rPr>
-      </w:pPr>
-      <w:r>
-        <w:rPr>
-          <w:rFonts w:ascii="Poppins" w:hAnsi="Poppins" w:cs="Poppins"/>
+          <w:rFonts w:ascii="Poppins" w:hAnsi="Poppins" w:cs="Poppins" w:eastAsia="Poppins"/>
+          <w:bCs/>
+          <w:sz w:val="20"/>
+          <w:szCs w:val="20"/>
+        </w:rPr>
+      </w:pPr>
+      <w:r>
+        <w:rPr>
+          <w:rFonts w:ascii="Poppins" w:hAnsi="Poppins" w:cs="Poppins" w:eastAsia="Poppins"/>
           <w:bCs/>
           <w:sz w:val="20"/>
           <w:szCs w:val="20"/>
@@ -1181,7 +1181,7 @@
       </w:r>
       <w:r>
         <w:rPr>
-          <w:rFonts w:ascii="Poppins" w:hAnsi="Poppins" w:cs="Poppins"/>
+          <w:rFonts w:ascii="Poppins" w:hAnsi="Poppins" w:cs="Poppins" w:eastAsia="Poppins"/>
           <w:bCs/>
           <w:sz w:val="20"/>
           <w:szCs w:val="20"/>
@@ -1190,7 +1190,7 @@
       </w:r>
       <w:r>
         <w:rPr>
-          <w:rFonts w:ascii="Poppins" w:hAnsi="Poppins" w:cs="Poppins"/>
+          <w:rFonts w:ascii="Poppins" w:hAnsi="Poppins" w:cs="Poppins" w:eastAsia="Poppins"/>
           <w:bCs/>
           <w:sz w:val="20"/>
           <w:szCs w:val="20"/>
@@ -1199,7 +1199,7 @@
       </w:r>
       <w:r>
         <w:rPr>
-          <w:rFonts w:ascii="Poppins" w:hAnsi="Poppins" w:cs="Poppins"/>
+          <w:rFonts w:ascii="Poppins" w:hAnsi="Poppins" w:cs="Poppins" w:eastAsia="Poppins"/>
           <w:bCs/>
           <w:sz w:val="20"/>
           <w:szCs w:val="20"/>
@@ -1208,7 +1208,7 @@
       </w:r>
       <w:r>
         <w:rPr>
-          <w:rFonts w:ascii="Poppins" w:hAnsi="Poppins" w:cs="Poppins"/>
+          <w:rFonts w:ascii="Poppins" w:hAnsi="Poppins" w:cs="Poppins" w:eastAsia="Poppins"/>
           <w:bCs/>
           <w:sz w:val="20"/>
           <w:szCs w:val="20"/>
@@ -1225,15 +1225,15 @@
         <w:spacing w:after="0"/>
         <w:jc w:val="center"/>
         <w:rPr>
-          <w:rFonts w:ascii="Poppins" w:hAnsi="Poppins" w:cs="Poppins"/>
-          <w:bCs/>
-          <w:sz w:val="20"/>
-          <w:szCs w:val="20"/>
-        </w:rPr>
-      </w:pPr>
-      <w:r>
-        <w:rPr>
-          <w:rFonts w:ascii="Poppins" w:hAnsi="Poppins" w:cs="Poppins"/>
+          <w:rFonts w:ascii="Poppins" w:hAnsi="Poppins" w:cs="Poppins" w:eastAsia="Poppins"/>
+          <w:bCs/>
+          <w:sz w:val="20"/>
+          <w:szCs w:val="20"/>
+        </w:rPr>
+      </w:pPr>
+      <w:r>
+        <w:rPr>
+          <w:rFonts w:ascii="Poppins" w:hAnsi="Poppins" w:cs="Poppins" w:eastAsia="Poppins"/>
           <w:bCs/>
           <w:sz w:val="20"/>
           <w:szCs w:val="20"/>
@@ -1249,7 +1249,7 @@
         <w:spacing w:after="0"/>
         <w:jc w:val="both"/>
         <w:rPr>
-          <w:rFonts w:ascii="Poppins" w:hAnsi="Poppins" w:cs="Poppins"/>
+          <w:rFonts w:ascii="Poppins" w:hAnsi="Poppins" w:cs="Poppins" w:eastAsia="Poppins"/>
           <w:bCs/>
           <w:sz w:val="20"/>
           <w:szCs w:val="20"/>
@@ -1264,7 +1264,7 @@
         <w:spacing w:after="0"/>
         <w:jc w:val="both"/>
         <w:rPr>
-          <w:rFonts w:ascii="Poppins" w:hAnsi="Poppins" w:cs="Poppins"/>
+          <w:rFonts w:ascii="Poppins" w:hAnsi="Poppins" w:cs="Poppins" w:eastAsia="Poppins"/>
           <w:bCs/>
           <w:sz w:val="20"/>
           <w:szCs w:val="20"/>
@@ -1279,7 +1279,7 @@
         <w:spacing w:after="0"/>
         <w:jc w:val="both"/>
         <w:rPr>
-          <w:rFonts w:ascii="Poppins" w:hAnsi="Poppins" w:cs="Poppins"/>
+          <w:rFonts w:ascii="Poppins" w:hAnsi="Poppins" w:cs="Poppins" w:eastAsia="Poppins"/>
           <w:bCs/>
           <w:sz w:val="20"/>
           <w:szCs w:val="20"/>
@@ -1315,14 +1315,14 @@
               <w:ind w:left="57" w:right="57"/>
               <w:jc w:val="center"/>
               <w:rPr>
-                <w:rFonts w:ascii="Poppins" w:hAnsi="Poppins" w:cs="Poppins"/>
+                <w:rFonts w:ascii="Poppins" w:hAnsi="Poppins" w:cs="Poppins" w:eastAsia="Poppins"/>
                 <w:sz w:val="20"/>
                 <w:szCs w:val="20"/>
               </w:rPr>
             </w:pPr>
             <w:r>
               <w:rPr>
-                <w:rFonts w:ascii="Poppins" w:hAnsi="Poppins" w:cs="Poppins"/>
+                <w:rFonts w:ascii="Poppins" w:hAnsi="Poppins" w:cs="Poppins" w:eastAsia="Poppins"/>
                 <w:sz w:val="20"/>
                 <w:szCs w:val="20"/>
               </w:rPr>
@@ -1341,14 +1341,14 @@
               <w:ind w:left="57" w:right="57"/>
               <w:jc w:val="center"/>
               <w:rPr>
-                <w:rFonts w:ascii="Poppins" w:hAnsi="Poppins" w:cs="Poppins"/>
+                <w:rFonts w:ascii="Poppins" w:hAnsi="Poppins" w:cs="Poppins" w:eastAsia="Poppins"/>
                 <w:sz w:val="20"/>
                 <w:szCs w:val="20"/>
               </w:rPr>
             </w:pPr>
             <w:r>
               <w:rPr>
-                <w:rFonts w:ascii="Poppins" w:hAnsi="Poppins" w:cs="Poppins"/>
+                <w:rFonts w:ascii="Poppins" w:hAnsi="Poppins" w:cs="Poppins" w:eastAsia="Poppins"/>
                 <w:sz w:val="20"/>
                 <w:szCs w:val="20"/>
               </w:rPr>
@@ -1372,14 +1372,14 @@
               <w:ind w:left="57" w:right="57"/>
               <w:jc w:val="center"/>
               <w:rPr>
-                <w:rFonts w:ascii="Poppins" w:hAnsi="Poppins" w:cs="Poppins"/>
+                <w:rFonts w:ascii="Poppins" w:hAnsi="Poppins" w:cs="Poppins" w:eastAsia="Poppins"/>
                 <w:sz w:val="20"/>
                 <w:szCs w:val="20"/>
               </w:rPr>
             </w:pPr>
             <w:r>
               <w:rPr>
-                <w:rFonts w:ascii="Poppins" w:hAnsi="Poppins" w:cs="Poppins"/>
+                <w:rFonts w:ascii="Poppins" w:hAnsi="Poppins" w:cs="Poppins" w:eastAsia="Poppins"/>
                 <w:sz w:val="20"/>
                 <w:szCs w:val="20"/>
               </w:rPr>
@@ -1398,14 +1398,14 @@
               <w:ind w:left="57" w:right="57"/>
               <w:jc w:val="center"/>
               <w:rPr>
-                <w:rFonts w:ascii="Poppins" w:hAnsi="Poppins" w:cs="Poppins"/>
+                <w:rFonts w:ascii="Poppins" w:hAnsi="Poppins" w:cs="Poppins" w:eastAsia="Poppins"/>
                 <w:sz w:val="20"/>
                 <w:szCs w:val="20"/>
               </w:rPr>
             </w:pPr>
             <w:r>
               <w:rPr>
-                <w:rFonts w:ascii="Poppins" w:hAnsi="Poppins" w:cs="Poppins"/>
+                <w:rFonts w:ascii="Poppins" w:hAnsi="Poppins" w:cs="Poppins" w:eastAsia="Poppins"/>
                 <w:sz w:val="20"/>
                 <w:szCs w:val="20"/>
               </w:rPr>
@@ -1423,7 +1423,7 @@
         <w:spacing w:after="0"/>
         <w:jc w:val="both"/>
         <w:rPr>
-          <w:rFonts w:ascii="Poppins" w:hAnsi="Poppins" w:cs="Poppins"/>
+          <w:rFonts w:ascii="Poppins" w:hAnsi="Poppins" w:cs="Poppins" w:eastAsia="Poppins"/>
           <w:bCs/>
           <w:sz w:val="20"/>
           <w:szCs w:val="20"/>
@@ -1455,7 +1455,7 @@
         <w:ind w:left="720" w:hanging="360"/>
       </w:pPr>
       <w:rPr>
-        <w:rFonts w:cs="Times New Roman" w:hint="default"/>
+        <w:rFonts w:cs="Poppins" w:hint="default" w:ascii="Poppins" w:hAnsi="Poppins" w:eastAsia="Poppins"/>
       </w:rPr>
     </w:lvl>
     <w:lvl w:ilvl="1" w:tplc="040E0019" w:tentative="1">
@@ -1467,7 +1467,7 @@
         <w:ind w:left="1440" w:hanging="360"/>
       </w:pPr>
       <w:rPr>
-        <w:rFonts w:cs="Times New Roman"/>
+        <w:rFonts w:cs="Poppins" w:ascii="Poppins" w:hAnsi="Poppins" w:eastAsia="Poppins"/>
       </w:rPr>
     </w:lvl>
     <w:lvl w:ilvl="2" w:tplc="040E001B" w:tentative="1">
@@ -1479,7 +1479,7 @@
         <w:ind w:left="2160" w:hanging="180"/>
       </w:pPr>
       <w:rPr>
-        <w:rFonts w:cs="Times New Roman"/>
+        <w:rFonts w:cs="Poppins" w:ascii="Poppins" w:hAnsi="Poppins" w:eastAsia="Poppins"/>
       </w:rPr>
     </w:lvl>
     <w:lvl w:ilvl="3" w:tplc="040E000F" w:tentative="1">
@@ -1491,7 +1491,7 @@
         <w:ind w:left="2880" w:hanging="360"/>
       </w:pPr>
       <w:rPr>
-        <w:rFonts w:cs="Times New Roman"/>
+        <w:rFonts w:cs="Poppins" w:ascii="Poppins" w:hAnsi="Poppins" w:eastAsia="Poppins"/>
       </w:rPr>
     </w:lvl>
     <w:lvl w:ilvl="4" w:tplc="040E0019" w:tentative="1">
@@ -1503,7 +1503,7 @@
         <w:ind w:left="3600" w:hanging="360"/>
       </w:pPr>
       <w:rPr>
-        <w:rFonts w:cs="Times New Roman"/>
+        <w:rFonts w:cs="Poppins" w:ascii="Poppins" w:hAnsi="Poppins" w:eastAsia="Poppins"/>
       </w:rPr>
     </w:lvl>
     <w:lvl w:ilvl="5" w:tplc="040E001B" w:tentative="1">
@@ -1515,7 +1515,7 @@
         <w:ind w:left="4320" w:hanging="180"/>
       </w:pPr>
       <w:rPr>
-        <w:rFonts w:cs="Times New Roman"/>
+        <w:rFonts w:cs="Poppins" w:ascii="Poppins" w:hAnsi="Poppins" w:eastAsia="Poppins"/>
       </w:rPr>
     </w:lvl>
     <w:lvl w:ilvl="6" w:tplc="040E000F" w:tentative="1">
@@ -1527,7 +1527,7 @@
         <w:ind w:left="5040" w:hanging="360"/>
       </w:pPr>
       <w:rPr>
-        <w:rFonts w:cs="Times New Roman"/>
+        <w:rFonts w:cs="Poppins" w:ascii="Poppins" w:hAnsi="Poppins" w:eastAsia="Poppins"/>
       </w:rPr>
     </w:lvl>
     <w:lvl w:ilvl="7" w:tplc="040E0019" w:tentative="1">
@@ -1539,7 +1539,7 @@
         <w:ind w:left="5760" w:hanging="360"/>
       </w:pPr>
       <w:rPr>
-        <w:rFonts w:cs="Times New Roman"/>
+        <w:rFonts w:cs="Poppins" w:ascii="Poppins" w:hAnsi="Poppins" w:eastAsia="Poppins"/>
       </w:rPr>
     </w:lvl>
     <w:lvl w:ilvl="8" w:tplc="040E001B" w:tentative="1">
@@ -1551,7 +1551,7 @@
         <w:ind w:left="6480" w:hanging="180"/>
       </w:pPr>
       <w:rPr>
-        <w:rFonts w:cs="Times New Roman"/>
+        <w:rFonts w:cs="Poppins" w:ascii="Poppins" w:hAnsi="Poppins" w:eastAsia="Poppins"/>
       </w:rPr>
     </w:lvl>
   </w:abstractNum>
@@ -1566,7 +1566,7 @@
   <w:docDefaults>
     <w:rPrDefault>
       <w:rPr>
-        <w:rFonts w:ascii="Calibri" w:eastAsia="Times New Roman" w:hAnsi="Calibri" w:cs="Times New Roman"/>
+        <w:rFonts w:ascii="Poppins" w:eastAsia="Poppins" w:hAnsi="Poppins" w:cs="Poppins"/>
         <w:lang w:val="hu-HU" w:eastAsia="hu-HU" w:bidi="ar-SA"/>
       </w:rPr>
     </w:rPrDefault>
@@ -1922,7 +1922,7 @@
       <w:jc w:val="both"/>
     </w:pPr>
     <w:rPr>
-      <w:rFonts w:ascii="Times New Roman" w:hAnsi="Times New Roman"/>
+      <w:rFonts w:ascii="Poppins" w:hAnsi="Poppins" w:eastAsia="Poppins" w:cs="Poppins"/>
     </w:rPr>
     <w:tblPr>
       <w:tblBorders>
@@ -1954,7 +1954,7 @@
       <w:spacing w:after="0" w:line="240" w:lineRule="auto"/>
     </w:pPr>
     <w:rPr>
-      <w:rFonts w:ascii="Segoe UI" w:hAnsi="Segoe UI" w:cs="Segoe UI"/>
+      <w:rFonts w:ascii="Poppins" w:hAnsi="Poppins" w:cs="Poppins" w:eastAsia="Poppins"/>
       <w:sz w:val="18"/>
       <w:szCs w:val="18"/>
     </w:rPr>
@@ -1964,7 +1964,7 @@
     <w:link w:val="Buborkszveg"/>
     <w:rsid w:val="00E078DF"/>
     <w:rPr>
-      <w:rFonts w:ascii="Segoe UI" w:hAnsi="Segoe UI" w:cs="Segoe UI"/>
+      <w:rFonts w:ascii="Poppins" w:hAnsi="Poppins" w:cs="Poppins" w:eastAsia="Poppins"/>
       <w:sz w:val="18"/>
       <w:szCs w:val="18"/>
     </w:rPr>
@@ -2015,9 +2015,9 @@
     </a:clrScheme>
     <a:fontScheme name="Office">
       <a:majorFont>
-        <a:latin typeface="Calibri Light" panose="020F0302020204030204"/>
-        <a:ea typeface=""/>
-        <a:cs typeface=""/>
+        <a:latin typeface="Poppins" panose="020F0302020204030204"/>
+        <a:ea typeface="Poppins"/>
+        <a:cs typeface="Poppins"/>
         <a:font script="Jpan" typeface="游ゴシック Light"/>
         <a:font script="Hang" typeface="맑은 고딕"/>
         <a:font script="Hans" typeface="等线 Light"/>
@@ -2067,9 +2067,9 @@
         <a:font script="Tfng" typeface="Ebrima"/>
       </a:majorFont>
       <a:minorFont>
-        <a:latin typeface="Calibri" panose="020F0502020204030204"/>
-        <a:ea typeface=""/>
-        <a:cs typeface=""/>
+        <a:latin typeface="Poppins" panose="020F0502020204030204"/>
+        <a:ea typeface="Poppins"/>
+        <a:cs typeface="Poppins"/>
         <a:font script="Jpan" typeface="游明朝"/>
         <a:font script="Hang" typeface="맑은 고딕"/>
         <a:font script="Hans" typeface="等线"/>
